--- a/materials/2.1.1-素材/2.1.1.docx
+++ b/materials/2.1.1-素材/2.1.1.docx
@@ -1,10 +1,10 @@
 
 <file path=word/document.xml><?xml version="1.0" encoding="utf-8"?>
-<w:document xmlns:wpc="http://schemas.microsoft.com/office/word/2010/wordprocessingCanvas" xmlns:cx="http://schemas.microsoft.com/office/drawing/2014/chartex" xmlns:cx1="http://schemas.microsoft.com/office/drawing/2015/9/8/chartex" xmlns:mc="http://schemas.openxmlformats.org/markup-compatibility/2006" xmlns:o="urn:schemas-microsoft-com:office:office" xmlns:r="http://schemas.openxmlformats.org/officeDocument/2006/relationships" xmlns:m="http://schemas.openxmlformats.org/officeDocument/2006/math" xmlns:v="urn:schemas-microsoft-com:vml" xmlns:wp14="http://schemas.microsoft.com/office/word/2010/wordprocessingDrawing" xmlns:wp="http://schemas.openxmlformats.org/drawingml/2006/wordprocessingDrawing" xmlns:w10="urn:schemas-microsoft-com:office:word" xmlns:w="http://schemas.openxmlformats.org/wordprocessingml/2006/main" xmlns:w14="http://schemas.microsoft.com/office/word/2010/wordml" xmlns:w15="http://schemas.microsoft.com/office/word/2012/wordml" xmlns:w16se="http://schemas.microsoft.com/office/word/2015/wordml/symex" xmlns:wpg="http://schemas.microsoft.com/office/word/2010/wordprocessingGroup" xmlns:wpi="http://schemas.microsoft.com/office/word/2010/wordprocessingInk" xmlns:wne="http://schemas.microsoft.com/office/word/2006/wordml" xmlns:wps="http://schemas.microsoft.com/office/word/2010/wordprocessingShape" mc:Ignorable="w14 w15 w16se wp14">
+<w:document xmlns:wpc="http://schemas.microsoft.com/office/word/2010/wordprocessingCanvas" xmlns:cx="http://schemas.microsoft.com/office/drawing/2014/chartex" xmlns:cx1="http://schemas.microsoft.com/office/drawing/2015/9/8/chartex" xmlns:cx2="http://schemas.microsoft.com/office/drawing/2015/10/21/chartex" xmlns:cx3="http://schemas.microsoft.com/office/drawing/2016/5/9/chartex" xmlns:cx4="http://schemas.microsoft.com/office/drawing/2016/5/10/chartex" xmlns:cx5="http://schemas.microsoft.com/office/drawing/2016/5/11/chartex" xmlns:cx6="http://schemas.microsoft.com/office/drawing/2016/5/12/chartex" xmlns:cx7="http://schemas.microsoft.com/office/drawing/2016/5/13/chartex" xmlns:cx8="http://schemas.microsoft.com/office/drawing/2016/5/14/chartex" xmlns:mc="http://schemas.openxmlformats.org/markup-compatibility/2006" xmlns:aink="http://schemas.microsoft.com/office/drawing/2016/ink" xmlns:am3d="http://schemas.microsoft.com/office/drawing/2017/model3d" xmlns:o="urn:schemas-microsoft-com:office:office" xmlns:oel="http://schemas.microsoft.com/office/2019/extlst" xmlns:r="http://schemas.openxmlformats.org/officeDocument/2006/relationships" xmlns:m="http://schemas.openxmlformats.org/officeDocument/2006/math" xmlns:v="urn:schemas-microsoft-com:vml" xmlns:wp14="http://schemas.microsoft.com/office/word/2010/wordprocessingDrawing" xmlns:wp="http://schemas.openxmlformats.org/drawingml/2006/wordprocessingDrawing" xmlns:w10="urn:schemas-microsoft-com:office:word" xmlns:w="http://schemas.openxmlformats.org/wordprocessingml/2006/main" xmlns:w14="http://schemas.microsoft.com/office/word/2010/wordml" xmlns:w15="http://schemas.microsoft.com/office/word/2012/wordml" xmlns:w16cex="http://schemas.microsoft.com/office/word/2018/wordml/cex" xmlns:w16cid="http://schemas.microsoft.com/office/word/2016/wordml/cid" xmlns:w16="http://schemas.microsoft.com/office/word/2018/wordml" xmlns:w16du="http://schemas.microsoft.com/office/word/2023/wordml/word16du" xmlns:w16sdtdh="http://schemas.microsoft.com/office/word/2020/wordml/sdtdatahash" xmlns:w16sdtfl="http://schemas.microsoft.com/office/word/2024/wordml/sdtformatlock" xmlns:w16se="http://schemas.microsoft.com/office/word/2015/wordml/symex" xmlns:wpg="http://schemas.microsoft.com/office/word/2010/wordprocessingGroup" xmlns:wpi="http://schemas.microsoft.com/office/word/2010/wordprocessingInk" xmlns:wne="http://schemas.microsoft.com/office/word/2006/wordml" xmlns:wps="http://schemas.microsoft.com/office/word/2010/wordprocessingShape" mc:Ignorable="w14 w15 w16se w16cid w16 w16cex w16sdtdh w16sdtfl w16du wp14">
   <w:body>
     <w:p>
       <w:pPr>
-        <w:pStyle w:val="2"/>
+        <w:pStyle w:val="Heading2"/>
       </w:pPr>
       <w:r>
         <w:rPr>
@@ -43,11 +43,26 @@
       </w:pPr>
       <w:r>
         <w:rPr>
-          <w:rFonts w:hint="eastAsia"/>
           <w:sz w:val="24"/>
           <w:szCs w:val="24"/>
         </w:rPr>
         <w:t>（1）</w:t>
+      </w:r>
+      <w:r>
+        <w:rPr>
+          <w:b/>
+          <w:bCs/>
+          <w:sz w:val="24"/>
+          <w:szCs w:val="24"/>
+        </w:rPr>
+        <w:t>处理缺失值</w:t>
+      </w:r>
+      <w:r>
+        <w:rPr>
+          <w:sz w:val="24"/>
+          <w:szCs w:val="24"/>
+        </w:rPr>
+        <w:t>：使用 data.dropna() 删除含有缺失值的行，确保数据完整性；对特定列（如 horsepower）先用 pd.to_numeric(..., errors='coerce') 将非数值转为 NaN，再用 data.dropna(subset=['horsepower']) 删除对应行。</w:t>
       </w:r>
     </w:p>
     <w:p>
@@ -59,17 +74,31 @@
       </w:pPr>
       <w:r>
         <w:rPr>
-          <w:rFonts w:hint="eastAsia"/>
           <w:sz w:val="24"/>
           <w:szCs w:val="24"/>
         </w:rPr>
         <w:t>（2）</w:t>
+      </w:r>
+      <w:r>
+        <w:rPr>
+          <w:b/>
+          <w:bCs/>
+          <w:sz w:val="24"/>
+          <w:szCs w:val="24"/>
+        </w:rPr>
+        <w:t>数据类型转换</w:t>
+      </w:r>
+      <w:r>
+        <w:rPr>
+          <w:sz w:val="24"/>
+          <w:szCs w:val="24"/>
+        </w:rPr>
+        <w:t>：将 horsepower 列从字符串类型转换为数值类型（float64），保证后续数值计算和模型训练的正确性。</w:t>
       </w:r>
     </w:p>
     <w:p>
       <w:pPr>
         <w:rPr>
-          <w:rFonts w:hint="eastAsia"/>
           <w:sz w:val="24"/>
           <w:szCs w:val="24"/>
         </w:rPr>
@@ -77,7 +106,7 @@
     </w:p>
     <w:p>
       <w:pPr>
-        <w:pStyle w:val="2"/>
+        <w:pStyle w:val="Heading2"/>
       </w:pPr>
       <w:r>
         <w:rPr>
@@ -116,11 +145,34 @@
       </w:pPr>
       <w:r>
         <w:rPr>
+          <w:sz w:val="24"/>
+          <w:szCs w:val="24"/>
+        </w:rPr>
+        <w:t>（3</w:t>
+      </w:r>
+      <w:r>
+        <w:rPr>
           <w:rFonts w:hint="eastAsia"/>
           <w:sz w:val="24"/>
           <w:szCs w:val="24"/>
         </w:rPr>
-        <w:t>（3）</w:t>
+        <w:t>）</w:t>
+      </w:r>
+      <w:r>
+        <w:rPr>
+          <w:b/>
+          <w:bCs/>
+          <w:sz w:val="24"/>
+          <w:szCs w:val="24"/>
+        </w:rPr>
+        <w:t>数值特征标准化</w:t>
+      </w:r>
+      <w:r>
+        <w:rPr>
+          <w:sz w:val="24"/>
+          <w:szCs w:val="24"/>
+        </w:rPr>
+        <w:t>：使用 StandardScaler 对 displacement、horsepower、weight、acceleration 四个数值列进行 Z-score 标准化，消除量纲差异对模型的影响。</w:t>
       </w:r>
     </w:p>
     <w:p>
@@ -132,26 +184,26 @@
       </w:pPr>
       <w:r>
         <w:rPr>
-          <w:rFonts w:hint="eastAsia"/>
-          <w:sz w:val="24"/>
-          <w:szCs w:val="24"/>
-        </w:rPr>
-        <w:t>（</w:t>
-      </w:r>
-      <w:r>
-        <w:rPr>
-          <w:sz w:val="24"/>
-          <w:szCs w:val="24"/>
-        </w:rPr>
-        <w:t>4</w:t>
-      </w:r>
-      <w:r>
-        <w:rPr>
-          <w:rFonts w:hint="eastAsia"/>
-          <w:sz w:val="24"/>
-          <w:szCs w:val="24"/>
-        </w:rPr>
-        <w:t>）</w:t>
+          <w:sz w:val="24"/>
+          <w:szCs w:val="24"/>
+        </w:rPr>
+        <w:t>（4）</w:t>
+      </w:r>
+      <w:r>
+        <w:rPr>
+          <w:b/>
+          <w:bCs/>
+          <w:sz w:val="24"/>
+          <w:szCs w:val="24"/>
+        </w:rPr>
+        <w:t>特征选择</w:t>
+      </w:r>
+      <w:r>
+        <w:rPr>
+          <w:sz w:val="24"/>
+          <w:szCs w:val="24"/>
+        </w:rPr>
+        <w:t>：选取与目标变量（mpg 油耗）相关的数值型特征列作为自变量 X，将 mpg 作为目标变量 y，明确模型的输入与输出。</w:t>
       </w:r>
     </w:p>
     <w:p>
@@ -163,40 +215,31 @@
       </w:pPr>
       <w:r>
         <w:rPr>
-          <w:rFonts w:hint="eastAsia"/>
-          <w:sz w:val="24"/>
-          <w:szCs w:val="24"/>
-        </w:rPr>
-        <w:t>（</w:t>
-      </w:r>
-      <w:r>
-        <w:rPr>
-          <w:sz w:val="24"/>
-          <w:szCs w:val="24"/>
-        </w:rPr>
-        <w:t>5</w:t>
-      </w:r>
-      <w:r>
-        <w:rPr>
-          <w:rFonts w:hint="eastAsia"/>
-          <w:sz w:val="24"/>
-          <w:szCs w:val="24"/>
-        </w:rPr>
-        <w:t>）</w:t>
-      </w:r>
-    </w:p>
-    <w:p>
-      <w:pPr>
-        <w:rPr>
-          <w:rFonts w:hint="eastAsia"/>
-        </w:rPr>
-      </w:pPr>
+          <w:sz w:val="24"/>
+          <w:szCs w:val="24"/>
+        </w:rPr>
+        <w:t>（5）</w:t>
+      </w:r>
+      <w:r>
+        <w:rPr>
+          <w:b/>
+          <w:bCs/>
+          <w:sz w:val="24"/>
+          <w:szCs w:val="24"/>
+        </w:rPr>
+        <w:t>数据集划分</w:t>
+      </w:r>
+      <w:r>
+        <w:rPr>
+          <w:sz w:val="24"/>
+          <w:szCs w:val="24"/>
+        </w:rPr>
+        <w:t>：使用 train_test_split 将数据按 8:2 比例划分为训练集与测试集（test_size=0.2），并设置 random_state=42 保证结果可复现，用于模型训练与评估。</w:t>
+      </w:r>
     </w:p>
     <w:p/>
-    <w:p>
-      <w:bookmarkStart w:id="0" w:name="_GoBack"/>
-      <w:bookmarkEnd w:id="0"/>
-    </w:p>
+    <w:p/>
+    <w:p/>
     <w:sectPr>
       <w:pgSz w:w="11906" w:h="16838"/>
       <w:pgMar w:top="1440" w:right="1800" w:bottom="1440" w:left="1800" w:header="851" w:footer="992" w:gutter="0"/>
@@ -208,7 +251,7 @@
 </file>
 
 <file path=word/endnotes.xml><?xml version="1.0" encoding="utf-8"?>
-<w:endnotes xmlns:wpc="http://schemas.microsoft.com/office/word/2010/wordprocessingCanvas" xmlns:cx="http://schemas.microsoft.com/office/drawing/2014/chartex" xmlns:cx1="http://schemas.microsoft.com/office/drawing/2015/9/8/chartex" xmlns:mc="http://schemas.openxmlformats.org/markup-compatibility/2006" xmlns:o="urn:schemas-microsoft-com:office:office" xmlns:r="http://schemas.openxmlformats.org/officeDocument/2006/relationships" xmlns:m="http://schemas.openxmlformats.org/officeDocument/2006/math" xmlns:v="urn:schemas-microsoft-com:vml" xmlns:wp14="http://schemas.microsoft.com/office/word/2010/wordprocessingDrawing" xmlns:wp="http://schemas.openxmlformats.org/drawingml/2006/wordprocessingDrawing" xmlns:w10="urn:schemas-microsoft-com:office:word" xmlns:w="http://schemas.openxmlformats.org/wordprocessingml/2006/main" xmlns:w14="http://schemas.microsoft.com/office/word/2010/wordml" xmlns:w15="http://schemas.microsoft.com/office/word/2012/wordml" xmlns:w16se="http://schemas.microsoft.com/office/word/2015/wordml/symex" xmlns:wpg="http://schemas.microsoft.com/office/word/2010/wordprocessingGroup" xmlns:wpi="http://schemas.microsoft.com/office/word/2010/wordprocessingInk" xmlns:wne="http://schemas.microsoft.com/office/word/2006/wordml" xmlns:wps="http://schemas.microsoft.com/office/word/2010/wordprocessingShape" mc:Ignorable="w14 w15 w16se wp14">
+<w:endnotes xmlns:wpc="http://schemas.microsoft.com/office/word/2010/wordprocessingCanvas" xmlns:cx="http://schemas.microsoft.com/office/drawing/2014/chartex" xmlns:cx1="http://schemas.microsoft.com/office/drawing/2015/9/8/chartex" xmlns:cx2="http://schemas.microsoft.com/office/drawing/2015/10/21/chartex" xmlns:cx3="http://schemas.microsoft.com/office/drawing/2016/5/9/chartex" xmlns:cx4="http://schemas.microsoft.com/office/drawing/2016/5/10/chartex" xmlns:cx5="http://schemas.microsoft.com/office/drawing/2016/5/11/chartex" xmlns:cx6="http://schemas.microsoft.com/office/drawing/2016/5/12/chartex" xmlns:cx7="http://schemas.microsoft.com/office/drawing/2016/5/13/chartex" xmlns:cx8="http://schemas.microsoft.com/office/drawing/2016/5/14/chartex" xmlns:mc="http://schemas.openxmlformats.org/markup-compatibility/2006" xmlns:aink="http://schemas.microsoft.com/office/drawing/2016/ink" xmlns:am3d="http://schemas.microsoft.com/office/drawing/2017/model3d" xmlns:o="urn:schemas-microsoft-com:office:office" xmlns:oel="http://schemas.microsoft.com/office/2019/extlst" xmlns:r="http://schemas.openxmlformats.org/officeDocument/2006/relationships" xmlns:m="http://schemas.openxmlformats.org/officeDocument/2006/math" xmlns:v="urn:schemas-microsoft-com:vml" xmlns:wp14="http://schemas.microsoft.com/office/word/2010/wordprocessingDrawing" xmlns:wp="http://schemas.openxmlformats.org/drawingml/2006/wordprocessingDrawing" xmlns:w10="urn:schemas-microsoft-com:office:word" xmlns:w="http://schemas.openxmlformats.org/wordprocessingml/2006/main" xmlns:w14="http://schemas.microsoft.com/office/word/2010/wordml" xmlns:w15="http://schemas.microsoft.com/office/word/2012/wordml" xmlns:w16cex="http://schemas.microsoft.com/office/word/2018/wordml/cex" xmlns:w16cid="http://schemas.microsoft.com/office/word/2016/wordml/cid" xmlns:w16="http://schemas.microsoft.com/office/word/2018/wordml" xmlns:w16du="http://schemas.microsoft.com/office/word/2023/wordml/word16du" xmlns:w16sdtdh="http://schemas.microsoft.com/office/word/2020/wordml/sdtdatahash" xmlns:w16sdtfl="http://schemas.microsoft.com/office/word/2024/wordml/sdtformatlock" xmlns:w16se="http://schemas.microsoft.com/office/word/2015/wordml/symex" xmlns:wpg="http://schemas.microsoft.com/office/word/2010/wordprocessingGroup" xmlns:wpi="http://schemas.microsoft.com/office/word/2010/wordprocessingInk" xmlns:wne="http://schemas.microsoft.com/office/word/2006/wordml" xmlns:wps="http://schemas.microsoft.com/office/word/2010/wordprocessingShape" mc:Ignorable="w14 w15 w16se w16cid w16 w16cex w16sdtdh w16sdtfl w16du wp14">
   <w:endnote w:type="separator" w:id="-1">
     <w:p>
       <w:r>
@@ -227,7 +270,7 @@
 </file>
 
 <file path=word/footnotes.xml><?xml version="1.0" encoding="utf-8"?>
-<w:footnotes xmlns:wpc="http://schemas.microsoft.com/office/word/2010/wordprocessingCanvas" xmlns:cx="http://schemas.microsoft.com/office/drawing/2014/chartex" xmlns:cx1="http://schemas.microsoft.com/office/drawing/2015/9/8/chartex" xmlns:mc="http://schemas.openxmlformats.org/markup-compatibility/2006" xmlns:o="urn:schemas-microsoft-com:office:office" xmlns:r="http://schemas.openxmlformats.org/officeDocument/2006/relationships" xmlns:m="http://schemas.openxmlformats.org/officeDocument/2006/math" xmlns:v="urn:schemas-microsoft-com:vml" xmlns:wp14="http://schemas.microsoft.com/office/word/2010/wordprocessingDrawing" xmlns:wp="http://schemas.openxmlformats.org/drawingml/2006/wordprocessingDrawing" xmlns:w10="urn:schemas-microsoft-com:office:word" xmlns:w="http://schemas.openxmlformats.org/wordprocessingml/2006/main" xmlns:w14="http://schemas.microsoft.com/office/word/2010/wordml" xmlns:w15="http://schemas.microsoft.com/office/word/2012/wordml" xmlns:w16se="http://schemas.microsoft.com/office/word/2015/wordml/symex" xmlns:wpg="http://schemas.microsoft.com/office/word/2010/wordprocessingGroup" xmlns:wpi="http://schemas.microsoft.com/office/word/2010/wordprocessingInk" xmlns:wne="http://schemas.microsoft.com/office/word/2006/wordml" xmlns:wps="http://schemas.microsoft.com/office/word/2010/wordprocessingShape" mc:Ignorable="w14 w15 w16se wp14">
+<w:footnotes xmlns:wpc="http://schemas.microsoft.com/office/word/2010/wordprocessingCanvas" xmlns:cx="http://schemas.microsoft.com/office/drawing/2014/chartex" xmlns:cx1="http://schemas.microsoft.com/office/drawing/2015/9/8/chartex" xmlns:cx2="http://schemas.microsoft.com/office/drawing/2015/10/21/chartex" xmlns:cx3="http://schemas.microsoft.com/office/drawing/2016/5/9/chartex" xmlns:cx4="http://schemas.microsoft.com/office/drawing/2016/5/10/chartex" xmlns:cx5="http://schemas.microsoft.com/office/drawing/2016/5/11/chartex" xmlns:cx6="http://schemas.microsoft.com/office/drawing/2016/5/12/chartex" xmlns:cx7="http://schemas.microsoft.com/office/drawing/2016/5/13/chartex" xmlns:cx8="http://schemas.microsoft.com/office/drawing/2016/5/14/chartex" xmlns:mc="http://schemas.openxmlformats.org/markup-compatibility/2006" xmlns:aink="http://schemas.microsoft.com/office/drawing/2016/ink" xmlns:am3d="http://schemas.microsoft.com/office/drawing/2017/model3d" xmlns:o="urn:schemas-microsoft-com:office:office" xmlns:oel="http://schemas.microsoft.com/office/2019/extlst" xmlns:r="http://schemas.openxmlformats.org/officeDocument/2006/relationships" xmlns:m="http://schemas.openxmlformats.org/officeDocument/2006/math" xmlns:v="urn:schemas-microsoft-com:vml" xmlns:wp14="http://schemas.microsoft.com/office/word/2010/wordprocessingDrawing" xmlns:wp="http://schemas.openxmlformats.org/drawingml/2006/wordprocessingDrawing" xmlns:w10="urn:schemas-microsoft-com:office:word" xmlns:w="http://schemas.openxmlformats.org/wordprocessingml/2006/main" xmlns:w14="http://schemas.microsoft.com/office/word/2010/wordml" xmlns:w15="http://schemas.microsoft.com/office/word/2012/wordml" xmlns:w16cex="http://schemas.microsoft.com/office/word/2018/wordml/cex" xmlns:w16cid="http://schemas.microsoft.com/office/word/2016/wordml/cid" xmlns:w16="http://schemas.microsoft.com/office/word/2018/wordml" xmlns:w16du="http://schemas.microsoft.com/office/word/2023/wordml/word16du" xmlns:w16sdtdh="http://schemas.microsoft.com/office/word/2020/wordml/sdtdatahash" xmlns:w16sdtfl="http://schemas.microsoft.com/office/word/2024/wordml/sdtformatlock" xmlns:w16se="http://schemas.microsoft.com/office/word/2015/wordml/symex" xmlns:wpg="http://schemas.microsoft.com/office/word/2010/wordprocessingGroup" xmlns:wpi="http://schemas.microsoft.com/office/word/2010/wordprocessingInk" xmlns:wne="http://schemas.microsoft.com/office/word/2006/wordml" xmlns:wps="http://schemas.microsoft.com/office/word/2010/wordprocessingShape" mc:Ignorable="w14 w15 w16se w16cid w16 w16cex w16sdtdh w16sdtfl w16du wp14">
   <w:footnote w:type="separator" w:id="-1">
     <w:p>
       <w:r>
@@ -246,17 +289,17 @@
 </file>
 
 <file path=word/styles.xml><?xml version="1.0" encoding="utf-8"?>
-<w:styles xmlns:mc="http://schemas.openxmlformats.org/markup-compatibility/2006" xmlns:r="http://schemas.openxmlformats.org/officeDocument/2006/relationships" xmlns:w="http://schemas.openxmlformats.org/wordprocessingml/2006/main" xmlns:w14="http://schemas.microsoft.com/office/word/2010/wordml" xmlns:w15="http://schemas.microsoft.com/office/word/2012/wordml" xmlns:w16se="http://schemas.microsoft.com/office/word/2015/wordml/symex" mc:Ignorable="w14 w15 w16se">
+<w:styles xmlns:mc="http://schemas.openxmlformats.org/markup-compatibility/2006" xmlns:r="http://schemas.openxmlformats.org/officeDocument/2006/relationships" xmlns:w="http://schemas.openxmlformats.org/wordprocessingml/2006/main" xmlns:w14="http://schemas.microsoft.com/office/word/2010/wordml" xmlns:w15="http://schemas.microsoft.com/office/word/2012/wordml" xmlns:w16cex="http://schemas.microsoft.com/office/word/2018/wordml/cex" xmlns:w16cid="http://schemas.microsoft.com/office/word/2016/wordml/cid" xmlns:w16="http://schemas.microsoft.com/office/word/2018/wordml" xmlns:w16du="http://schemas.microsoft.com/office/word/2023/wordml/word16du" xmlns:w16sdtdh="http://schemas.microsoft.com/office/word/2020/wordml/sdtdatahash" xmlns:w16sdtfl="http://schemas.microsoft.com/office/word/2024/wordml/sdtformatlock" xmlns:w16se="http://schemas.microsoft.com/office/word/2015/wordml/symex" mc:Ignorable="w14 w15 w16se w16cid w16 w16cex w16sdtdh w16sdtfl w16du">
   <w:docDefaults>
     <w:rPrDefault>
       <w:rPr>
-        <w:rFonts w:ascii="Times New Roman" w:eastAsia="宋体" w:hAnsi="Times New Roman" w:cs="Times New Roman"/>
+        <w:rFonts w:ascii="Times New Roman" w:eastAsia="SimSun" w:hAnsi="Times New Roman" w:cs="Times New Roman"/>
         <w:lang w:val="en-US" w:eastAsia="zh-CN" w:bidi="ar-SA"/>
       </w:rPr>
     </w:rPrDefault>
     <w:pPrDefault/>
   </w:docDefaults>
-  <w:latentStyles w:defLockedState="0" w:defUIPriority="99" w:defSemiHidden="0" w:defUnhideWhenUsed="0" w:defQFormat="0" w:count="371">
+  <w:latentStyles w:defLockedState="0" w:defUIPriority="99" w:defSemiHidden="0" w:defUnhideWhenUsed="0" w:defQFormat="0" w:count="376">
     <w:lsdException w:name="Normal" w:uiPriority="0" w:qFormat="1"/>
     <w:lsdException w:name="heading 1" w:uiPriority="9" w:qFormat="1"/>
     <w:lsdException w:name="heading 2" w:semiHidden="1" w:uiPriority="9" w:unhideWhenUsed="1" w:qFormat="1"/>
@@ -625,8 +668,13 @@
     <w:lsdException w:name="List Table 5 Dark Accent 6" w:uiPriority="50"/>
     <w:lsdException w:name="List Table 6 Colorful Accent 6" w:uiPriority="51"/>
     <w:lsdException w:name="List Table 7 Colorful Accent 6" w:uiPriority="52"/>
+    <w:lsdException w:name="Mention" w:semiHidden="1" w:unhideWhenUsed="1"/>
+    <w:lsdException w:name="Smart Hyperlink" w:semiHidden="1" w:unhideWhenUsed="1"/>
+    <w:lsdException w:name="Hashtag" w:semiHidden="1" w:unhideWhenUsed="1"/>
+    <w:lsdException w:name="Unresolved Mention" w:semiHidden="1" w:unhideWhenUsed="1"/>
+    <w:lsdException w:name="Smart Link" w:semiHidden="1" w:unhideWhenUsed="1"/>
   </w:latentStyles>
-  <w:style w:type="paragraph" w:default="1" w:styleId="a">
+  <w:style w:type="paragraph" w:default="1" w:styleId="Normal">
     <w:name w:val="Normal"/>
     <w:qFormat/>
     <w:pPr>
@@ -640,11 +688,11 @@
       <w:szCs w:val="22"/>
     </w:rPr>
   </w:style>
-  <w:style w:type="paragraph" w:styleId="2">
+  <w:style w:type="paragraph" w:styleId="Heading2">
     <w:name w:val="heading 2"/>
-    <w:basedOn w:val="a"/>
-    <w:next w:val="a"/>
-    <w:link w:val="20"/>
+    <w:basedOn w:val="Normal"/>
+    <w:next w:val="Normal"/>
+    <w:link w:val="Heading2Char"/>
     <w:uiPriority w:val="9"/>
     <w:unhideWhenUsed/>
     <w:qFormat/>
@@ -663,13 +711,12 @@
       <w:szCs w:val="32"/>
     </w:rPr>
   </w:style>
-  <w:style w:type="character" w:default="1" w:styleId="a0">
+  <w:style w:type="character" w:default="1" w:styleId="DefaultParagraphFont">
     <w:name w:val="Default Paragraph Font"/>
     <w:uiPriority w:val="1"/>
-    <w:semiHidden/>
     <w:unhideWhenUsed/>
   </w:style>
-  <w:style w:type="table" w:default="1" w:styleId="a1">
+  <w:style w:type="table" w:default="1" w:styleId="TableNormal">
     <w:name w:val="Normal Table"/>
     <w:uiPriority w:val="99"/>
     <w:semiHidden/>
@@ -684,15 +731,15 @@
       </w:tblCellMar>
     </w:tblPr>
   </w:style>
-  <w:style w:type="numbering" w:default="1" w:styleId="a2">
+  <w:style w:type="numbering" w:default="1" w:styleId="NoList">
     <w:name w:val="No List"/>
     <w:uiPriority w:val="99"/>
     <w:semiHidden/>
     <w:unhideWhenUsed/>
   </w:style>
-  <w:style w:type="table" w:styleId="a3">
+  <w:style w:type="table" w:styleId="TableGrid">
     <w:name w:val="Table Grid"/>
-    <w:basedOn w:val="a1"/>
+    <w:basedOn w:val="TableNormal"/>
     <w:uiPriority w:val="39"/>
     <w:qFormat/>
     <w:tblPr>
@@ -706,9 +753,9 @@
       </w:tblBorders>
     </w:tblPr>
   </w:style>
-  <w:style w:type="character" w:styleId="HTML">
+  <w:style w:type="character" w:styleId="HTMLCode">
     <w:name w:val="HTML Code"/>
-    <w:basedOn w:val="a0"/>
+    <w:basedOn w:val="DefaultParagraphFont"/>
     <w:uiPriority w:val="99"/>
     <w:semiHidden/>
     <w:unhideWhenUsed/>
@@ -718,9 +765,9 @@
       <w:sz w:val="20"/>
     </w:rPr>
   </w:style>
-  <w:style w:type="paragraph" w:styleId="a4">
+  <w:style w:type="paragraph" w:styleId="ListParagraph">
     <w:name w:val="List Paragraph"/>
-    <w:basedOn w:val="a"/>
+    <w:basedOn w:val="Normal"/>
     <w:uiPriority w:val="34"/>
     <w:qFormat/>
     <w:pPr>
@@ -729,10 +776,10 @@
   </w:style>
   <w:style w:type="character" w:customStyle="1" w:styleId="fontstyle01">
     <w:name w:val="fontstyle01"/>
-    <w:basedOn w:val="a0"/>
+    <w:basedOn w:val="DefaultParagraphFont"/>
     <w:qFormat/>
     <w:rPr>
-      <w:rFonts w:ascii="宋体" w:eastAsia="宋体" w:hAnsi="宋体" w:hint="eastAsia"/>
+      <w:rFonts w:ascii="SimSun" w:eastAsia="SimSun" w:hAnsi="SimSun" w:hint="eastAsia"/>
       <w:color w:val="000000"/>
       <w:sz w:val="24"/>
       <w:szCs w:val="24"/>
@@ -740,7 +787,7 @@
   </w:style>
   <w:style w:type="paragraph" w:customStyle="1" w:styleId="paragraph">
     <w:name w:val="paragraph"/>
-    <w:basedOn w:val="a"/>
+    <w:basedOn w:val="Normal"/>
     <w:semiHidden/>
     <w:qFormat/>
     <w:pPr>
@@ -749,15 +796,15 @@
       <w:jc w:val="left"/>
     </w:pPr>
     <w:rPr>
-      <w:rFonts w:ascii="等线" w:eastAsia="等线" w:hAnsi="等线" w:cs="Times New Roman"/>
+      <w:rFonts w:ascii="DengXian" w:eastAsia="DengXian" w:hAnsi="DengXian" w:cs="Times New Roman"/>
       <w:kern w:val="0"/>
       <w:sz w:val="24"/>
     </w:rPr>
   </w:style>
-  <w:style w:type="paragraph" w:styleId="a5">
+  <w:style w:type="paragraph" w:styleId="Header">
     <w:name w:val="header"/>
-    <w:basedOn w:val="a"/>
-    <w:link w:val="a6"/>
+    <w:basedOn w:val="Normal"/>
+    <w:link w:val="HeaderChar"/>
     <w:uiPriority w:val="99"/>
     <w:unhideWhenUsed/>
     <w:rsid w:val="009A4ED8"/>
@@ -777,10 +824,10 @@
       <w:szCs w:val="18"/>
     </w:rPr>
   </w:style>
-  <w:style w:type="character" w:customStyle="1" w:styleId="a6">
-    <w:name w:val="页眉 字符"/>
-    <w:basedOn w:val="a0"/>
-    <w:link w:val="a5"/>
+  <w:style w:type="character" w:customStyle="1" w:styleId="HeaderChar">
+    <w:name w:val="Header Char"/>
+    <w:basedOn w:val="DefaultParagraphFont"/>
+    <w:link w:val="Header"/>
     <w:uiPriority w:val="99"/>
     <w:rsid w:val="009A4ED8"/>
     <w:rPr>
@@ -790,10 +837,10 @@
       <w:szCs w:val="18"/>
     </w:rPr>
   </w:style>
-  <w:style w:type="paragraph" w:styleId="a7">
+  <w:style w:type="paragraph" w:styleId="Footer">
     <w:name w:val="footer"/>
-    <w:basedOn w:val="a"/>
-    <w:link w:val="a8"/>
+    <w:basedOn w:val="Normal"/>
+    <w:link w:val="FooterChar"/>
     <w:uiPriority w:val="99"/>
     <w:unhideWhenUsed/>
     <w:rsid w:val="009A4ED8"/>
@@ -810,10 +857,10 @@
       <w:szCs w:val="18"/>
     </w:rPr>
   </w:style>
-  <w:style w:type="character" w:customStyle="1" w:styleId="a8">
-    <w:name w:val="页脚 字符"/>
-    <w:basedOn w:val="a0"/>
-    <w:link w:val="a7"/>
+  <w:style w:type="character" w:customStyle="1" w:styleId="FooterChar">
+    <w:name w:val="Footer Char"/>
+    <w:basedOn w:val="DefaultParagraphFont"/>
+    <w:link w:val="Footer"/>
     <w:uiPriority w:val="99"/>
     <w:rsid w:val="009A4ED8"/>
     <w:rPr>
@@ -823,11 +870,11 @@
       <w:szCs w:val="18"/>
     </w:rPr>
   </w:style>
-  <w:style w:type="paragraph" w:styleId="a9">
+  <w:style w:type="paragraph" w:styleId="Title">
     <w:name w:val="Title"/>
-    <w:basedOn w:val="a"/>
-    <w:next w:val="a"/>
-    <w:link w:val="aa"/>
+    <w:basedOn w:val="Normal"/>
+    <w:next w:val="Normal"/>
+    <w:link w:val="TitleChar"/>
     <w:uiPriority w:val="10"/>
     <w:qFormat/>
     <w:rsid w:val="009A4ED8"/>
@@ -844,10 +891,10 @@
       <w:szCs w:val="32"/>
     </w:rPr>
   </w:style>
-  <w:style w:type="character" w:customStyle="1" w:styleId="aa">
-    <w:name w:val="标题 字符"/>
-    <w:basedOn w:val="a0"/>
-    <w:link w:val="a9"/>
+  <w:style w:type="character" w:customStyle="1" w:styleId="TitleChar">
+    <w:name w:val="Title Char"/>
+    <w:basedOn w:val="DefaultParagraphFont"/>
+    <w:link w:val="Title"/>
     <w:uiPriority w:val="10"/>
     <w:rsid w:val="009A4ED8"/>
     <w:rPr>
@@ -859,11 +906,11 @@
       <w:szCs w:val="32"/>
     </w:rPr>
   </w:style>
-  <w:style w:type="paragraph" w:styleId="ab">
+  <w:style w:type="paragraph" w:styleId="Subtitle">
     <w:name w:val="Subtitle"/>
-    <w:basedOn w:val="a"/>
-    <w:next w:val="a"/>
-    <w:link w:val="ac"/>
+    <w:basedOn w:val="Normal"/>
+    <w:next w:val="Normal"/>
+    <w:link w:val="SubtitleChar"/>
     <w:uiPriority w:val="11"/>
     <w:qFormat/>
     <w:rsid w:val="009A4ED8"/>
@@ -880,10 +927,10 @@
       <w:szCs w:val="32"/>
     </w:rPr>
   </w:style>
-  <w:style w:type="character" w:customStyle="1" w:styleId="ac">
-    <w:name w:val="副标题 字符"/>
-    <w:basedOn w:val="a0"/>
-    <w:link w:val="ab"/>
+  <w:style w:type="character" w:customStyle="1" w:styleId="SubtitleChar">
+    <w:name w:val="Subtitle Char"/>
+    <w:basedOn w:val="DefaultParagraphFont"/>
+    <w:link w:val="Subtitle"/>
     <w:uiPriority w:val="11"/>
     <w:rsid w:val="009A4ED8"/>
     <w:rPr>
@@ -895,10 +942,10 @@
       <w:szCs w:val="32"/>
     </w:rPr>
   </w:style>
-  <w:style w:type="character" w:customStyle="1" w:styleId="20">
-    <w:name w:val="标题 2 字符"/>
-    <w:basedOn w:val="a0"/>
-    <w:link w:val="2"/>
+  <w:style w:type="character" w:customStyle="1" w:styleId="Heading2Char">
+    <w:name w:val="Heading 2 Char"/>
+    <w:basedOn w:val="DefaultParagraphFont"/>
+    <w:link w:val="Heading2"/>
     <w:uiPriority w:val="9"/>
     <w:rsid w:val="009A4ED8"/>
     <w:rPr>
@@ -1167,4 +1214,10 @@
   <a:objectDefaults/>
   <a:extraClrSchemeLst/>
 </a:theme>
+</file>
+
+<file path=docMetadata/LabelInfo.xml><?xml version="1.0" encoding="utf-8"?>
+<clbl:labelList xmlns:clbl="http://schemas.microsoft.com/office/2020/mipLabelMetadata">
+  <clbl:label id="{f42aa342-8706-4288-bd11-ebb85995028c}" enabled="1" method="Standard" siteId="{72f988bf-86f1-41af-91ab-2d7cd011db47}" contentBits="0" removed="0"/>
+</clbl:labelList>
 </file>